--- a/Template.docx
+++ b/Template.docx
@@ -1473,141 +1473,6 @@
         </w:rPr>
       </w:pPr>
     </w:p>
-    <w:tbl>
-      <w:tblPr>
-        <w:tblW w:w="0" w:type="auto"/>
-        <w:tblInd w:w="38" w:type="dxa"/>
-        <w:tblBorders>
-          <w:top w:val="single" w:sz="4" w:space="0" w:color="F2F2F2"/>
-          <w:left w:val="single" w:sz="4" w:space="0" w:color="F2F2F2"/>
-          <w:bottom w:val="single" w:sz="4" w:space="0" w:color="F2F2F2"/>
-          <w:right w:val="single" w:sz="4" w:space="0" w:color="F2F2F2"/>
-          <w:insideH w:val="single" w:sz="4" w:space="0" w:color="F2F2F2"/>
-          <w:insideV w:val="single" w:sz="4" w:space="0" w:color="F2F2F2"/>
-        </w:tblBorders>
-        <w:tblLook w:val="04A0" w:firstRow="1" w:lastRow="0" w:firstColumn="1" w:lastColumn="0" w:noHBand="0" w:noVBand="1"/>
-      </w:tblPr>
-      <w:tblGrid>
-        <w:gridCol w:w="4939"/>
-        <w:gridCol w:w="4936"/>
-      </w:tblGrid>
-      <w:tr>
-        <w:tc>
-          <w:tcPr>
-            <w:tcW w:w="5031" w:type="dxa"/>
-            <w:shd w:val="clear" w:color="auto" w:fill="FFFFFF"/>
-          </w:tcPr>
-          <w:p>
-            <w:pPr>
-              <w:pStyle w:val="Rientrocorpodeltesto"/>
-              <w:ind w:left="0" w:firstLine="0"/>
-              <w:jc w:val="both"/>
-              <w:rPr>
-                <w:rFonts w:ascii="Calibri Light" w:hAnsi="Calibri Light" w:cs="Calibri Light"/>
-                <w:color w:val="000000"/>
-                <w:sz w:val="18"/>
-                <w:szCs w:val="18"/>
-              </w:rPr>
-            </w:pPr>
-            <w:r>
-              <w:rPr>
-                <w:rFonts w:ascii="Calibri Light" w:hAnsi="Calibri Light" w:cs="Calibri Light"/>
-                <w:color w:val="000000"/>
-                <w:sz w:val="18"/>
-                <w:szCs w:val="18"/>
-              </w:rPr>
-              <w:t>IMPRENDO SRL</w:t>
-            </w:r>
-          </w:p>
-        </w:tc>
-        <w:tc>
-          <w:tcPr>
-            <w:tcW w:w="5032" w:type="dxa"/>
-            <w:shd w:val="clear" w:color="auto" w:fill="FFFFFF"/>
-          </w:tcPr>
-          <w:p>
-            <w:pPr>
-              <w:pStyle w:val="Rientrocorpodeltesto"/>
-              <w:ind w:left="0" w:firstLine="0"/>
-              <w:jc w:val="both"/>
-              <w:rPr>
-                <w:rFonts w:ascii="Calibri Light" w:hAnsi="Calibri Light" w:cs="Calibri Light"/>
-                <w:color w:val="000000"/>
-                <w:sz w:val="18"/>
-                <w:szCs w:val="18"/>
-              </w:rPr>
-            </w:pPr>
-            <w:r>
-              <w:rPr>
-                <w:rFonts w:ascii="Calibri Light" w:hAnsi="Calibri Light" w:cs="Calibri Light"/>
-                <w:color w:val="000000"/>
-                <w:sz w:val="18"/>
-                <w:szCs w:val="18"/>
-              </w:rPr>
-              <w:t>Pietro Scambi</w:t>
-            </w:r>
-          </w:p>
-        </w:tc>
-      </w:tr>
-      <w:tr>
-        <w:tc>
-          <w:tcPr>
-            <w:tcW w:w="5031" w:type="dxa"/>
-            <w:shd w:val="clear" w:color="auto" w:fill="FFFFFF"/>
-          </w:tcPr>
-          <w:p>
-            <w:pPr>
-              <w:pStyle w:val="Rientrocorpodeltesto"/>
-              <w:ind w:left="0" w:firstLine="0"/>
-              <w:jc w:val="both"/>
-              <w:rPr>
-                <w:rFonts w:ascii="Calibri Light" w:hAnsi="Calibri Light" w:cs="Calibri Light"/>
-                <w:color w:val="000000"/>
-                <w:sz w:val="18"/>
-                <w:szCs w:val="18"/>
-              </w:rPr>
-            </w:pPr>
-            <w:r>
-              <w:rPr>
-                <w:rFonts w:ascii="Calibri Light" w:hAnsi="Calibri Light" w:cs="Calibri Light"/>
-                <w:color w:val="000000"/>
-                <w:sz w:val="18"/>
-                <w:szCs w:val="18"/>
-              </w:rPr>
-              <w:t>ELEVO</w:t>
-            </w:r>
-          </w:p>
-        </w:tc>
-        <w:tc>
-          <w:tcPr>
-            <w:tcW w:w="5032" w:type="dxa"/>
-            <w:shd w:val="clear" w:color="auto" w:fill="FFFFFF"/>
-          </w:tcPr>
-          <w:p>
-            <w:pPr>
-              <w:pStyle w:val="Rientrocorpodeltesto"/>
-              <w:ind w:left="0" w:firstLine="0"/>
-              <w:jc w:val="both"/>
-              <w:rPr>
-                <w:rFonts w:ascii="Calibri Light" w:hAnsi="Calibri Light" w:cs="Calibri Light"/>
-                <w:color w:val="000000"/>
-                <w:sz w:val="18"/>
-                <w:szCs w:val="18"/>
-              </w:rPr>
-            </w:pPr>
-            <w:r>
-              <w:rPr>
-                <w:rFonts w:ascii="Calibri Light" w:hAnsi="Calibri Light" w:cs="Calibri Light"/>
-                <w:color w:val="000000"/>
-                <w:sz w:val="18"/>
-                <w:szCs w:val="18"/>
-              </w:rPr>
-              <w:t>Raffaella Grassi</w:t>
-            </w:r>
-          </w:p>
-        </w:tc>
-      </w:tr>
-    </w:tbl>
     <w:p>
       <w:pPr>
         <w:pStyle w:val="Rientrocorpodeltesto"/>
@@ -1619,6 +1484,36 @@
           <w:szCs w:val="18"/>
         </w:rPr>
       </w:pPr>
+      <w:r>
+        <w:rPr>
+          <w:rStyle w:val="CodiceHTML"/>
+          <w:rFonts w:ascii="Arial" w:hAnsi="Arial" w:cs="Arial"/>
+          <w:color w:val="EE0000"/>
+          <w:sz w:val="18"/>
+          <w:szCs w:val="18"/>
+        </w:rPr>
+        <w:t>{{</w:t>
+      </w:r>
+      <w:r>
+        <w:rPr>
+          <w:rStyle w:val="CodiceHTML"/>
+          <w:rFonts w:ascii="Arial" w:hAnsi="Arial" w:cs="Arial"/>
+          <w:color w:val="EE0000"/>
+          <w:sz w:val="18"/>
+          <w:szCs w:val="18"/>
+        </w:rPr>
+        <w:t>personale</w:t>
+      </w:r>
+      <w:r>
+        <w:rPr>
+          <w:rStyle w:val="CodiceHTML"/>
+          <w:rFonts w:ascii="Arial" w:hAnsi="Arial" w:cs="Arial"/>
+          <w:color w:val="EE0000"/>
+          <w:sz w:val="18"/>
+          <w:szCs w:val="18"/>
+        </w:rPr>
+        <w:t>}}</w:t>
+      </w:r>
     </w:p>
     <w:p>
       <w:pPr>
@@ -1753,7 +1648,25 @@
           <w:sz w:val="18"/>
           <w:szCs w:val="18"/>
         </w:rPr>
-        <w:t>Il presente verbale INTEGRARE il PSC per le specifiche attività</w:t>
+        <w:t xml:space="preserve">Il presente verbale </w:t>
+      </w:r>
+      <w:r>
+        <w:rPr>
+          <w:rFonts w:ascii="Calibri Light" w:hAnsi="Calibri Light" w:cs="Calibri Light"/>
+          <w:iCs/>
+          <w:sz w:val="18"/>
+          <w:szCs w:val="18"/>
+        </w:rPr>
+        <w:t>INTEGRA</w:t>
+      </w:r>
+      <w:r>
+        <w:rPr>
+          <w:rFonts w:ascii="Calibri Light" w:hAnsi="Calibri Light" w:cs="Calibri Light"/>
+          <w:iCs/>
+          <w:sz w:val="18"/>
+          <w:szCs w:val="18"/>
+        </w:rPr>
+        <w:t xml:space="preserve"> il PSC per le specifiche attività</w:t>
       </w:r>
     </w:p>
     <w:p>
@@ -3785,6 +3698,50 @@
     <w:lsdException w:name="Emphasis" w:qFormat="1"/>
     <w:lsdException w:name="Normal (Web)" w:uiPriority="99"/>
     <w:lsdException w:name="HTML Code" w:uiPriority="99"/>
+    <w:lsdException w:name="Normal Table" w:semiHidden="1" w:unhideWhenUsed="1"/>
+    <w:lsdException w:name="Table Simple 1" w:semiHidden="1" w:unhideWhenUsed="1"/>
+    <w:lsdException w:name="Table Simple 2" w:semiHidden="1" w:unhideWhenUsed="1"/>
+    <w:lsdException w:name="Table Simple 3" w:semiHidden="1" w:unhideWhenUsed="1"/>
+    <w:lsdException w:name="Table Classic 1" w:semiHidden="1" w:unhideWhenUsed="1"/>
+    <w:lsdException w:name="Table Classic 2" w:semiHidden="1" w:unhideWhenUsed="1"/>
+    <w:lsdException w:name="Table Classic 3" w:semiHidden="1" w:unhideWhenUsed="1"/>
+    <w:lsdException w:name="Table Classic 4" w:semiHidden="1" w:unhideWhenUsed="1"/>
+    <w:lsdException w:name="Table Colorful 1" w:semiHidden="1" w:unhideWhenUsed="1"/>
+    <w:lsdException w:name="Table Colorful 2" w:semiHidden="1" w:unhideWhenUsed="1"/>
+    <w:lsdException w:name="Table Colorful 3" w:semiHidden="1" w:unhideWhenUsed="1"/>
+    <w:lsdException w:name="Table Columns 1" w:semiHidden="1" w:unhideWhenUsed="1"/>
+    <w:lsdException w:name="Table Columns 2" w:semiHidden="1" w:unhideWhenUsed="1"/>
+    <w:lsdException w:name="Table Columns 3" w:semiHidden="1" w:unhideWhenUsed="1"/>
+    <w:lsdException w:name="Table Columns 4" w:semiHidden="1" w:unhideWhenUsed="1"/>
+    <w:lsdException w:name="Table Columns 5" w:semiHidden="1" w:unhideWhenUsed="1"/>
+    <w:lsdException w:name="Table Grid 1" w:semiHidden="1" w:unhideWhenUsed="1"/>
+    <w:lsdException w:name="Table Grid 2" w:semiHidden="1" w:unhideWhenUsed="1"/>
+    <w:lsdException w:name="Table Grid 3" w:semiHidden="1" w:unhideWhenUsed="1"/>
+    <w:lsdException w:name="Table Grid 4" w:semiHidden="1" w:unhideWhenUsed="1"/>
+    <w:lsdException w:name="Table Grid 5" w:semiHidden="1" w:unhideWhenUsed="1"/>
+    <w:lsdException w:name="Table Grid 6" w:semiHidden="1" w:unhideWhenUsed="1"/>
+    <w:lsdException w:name="Table Grid 7" w:semiHidden="1" w:unhideWhenUsed="1"/>
+    <w:lsdException w:name="Table Grid 8" w:semiHidden="1" w:unhideWhenUsed="1"/>
+    <w:lsdException w:name="Table List 1" w:semiHidden="1" w:unhideWhenUsed="1"/>
+    <w:lsdException w:name="Table List 2" w:semiHidden="1" w:unhideWhenUsed="1"/>
+    <w:lsdException w:name="Table List 3" w:semiHidden="1" w:unhideWhenUsed="1"/>
+    <w:lsdException w:name="Table List 4" w:semiHidden="1" w:unhideWhenUsed="1"/>
+    <w:lsdException w:name="Table List 5" w:semiHidden="1" w:unhideWhenUsed="1"/>
+    <w:lsdException w:name="Table List 6" w:semiHidden="1" w:unhideWhenUsed="1"/>
+    <w:lsdException w:name="Table List 7" w:semiHidden="1" w:unhideWhenUsed="1"/>
+    <w:lsdException w:name="Table List 8" w:semiHidden="1" w:unhideWhenUsed="1"/>
+    <w:lsdException w:name="Table 3D effects 1" w:semiHidden="1" w:unhideWhenUsed="1"/>
+    <w:lsdException w:name="Table 3D effects 2" w:semiHidden="1" w:unhideWhenUsed="1"/>
+    <w:lsdException w:name="Table 3D effects 3" w:semiHidden="1" w:unhideWhenUsed="1"/>
+    <w:lsdException w:name="Table Contemporary" w:semiHidden="1" w:unhideWhenUsed="1"/>
+    <w:lsdException w:name="Table Elegant" w:semiHidden="1" w:unhideWhenUsed="1"/>
+    <w:lsdException w:name="Table Professional" w:semiHidden="1" w:unhideWhenUsed="1"/>
+    <w:lsdException w:name="Table Subtle 1" w:semiHidden="1" w:unhideWhenUsed="1"/>
+    <w:lsdException w:name="Table Subtle 2" w:semiHidden="1" w:unhideWhenUsed="1"/>
+    <w:lsdException w:name="Table Web 1" w:semiHidden="1" w:unhideWhenUsed="1"/>
+    <w:lsdException w:name="Table Web 2" w:semiHidden="1" w:unhideWhenUsed="1"/>
+    <w:lsdException w:name="Table Web 3" w:semiHidden="1" w:unhideWhenUsed="1"/>
+    <w:lsdException w:name="Table Theme" w:semiHidden="1" w:unhideWhenUsed="1"/>
     <w:lsdException w:name="Placeholder Text" w:semiHidden="1" w:uiPriority="99"/>
     <w:lsdException w:name="No Spacing" w:uiPriority="1" w:qFormat="1"/>
     <w:lsdException w:name="Light Shading" w:uiPriority="60"/>
@@ -4051,11 +4008,15 @@
   </w:style>
   <w:style w:type="character" w:default="1" w:styleId="Carpredefinitoparagrafo">
     <w:name w:val="Default Paragraph Font"/>
+    <w:uiPriority w:val="1"/>
     <w:semiHidden/>
+    <w:unhideWhenUsed/>
   </w:style>
   <w:style w:type="table" w:default="1" w:styleId="Tabellanormale">
     <w:name w:val="Normal Table"/>
+    <w:uiPriority w:val="99"/>
     <w:semiHidden/>
+    <w:unhideWhenUsed/>
     <w:tblPr>
       <w:tblInd w:w="0" w:type="dxa"/>
       <w:tblCellMar>
@@ -4068,7 +4029,9 @@
   </w:style>
   <w:style w:type="numbering" w:default="1" w:styleId="Nessunelenco">
     <w:name w:val="No List"/>
+    <w:uiPriority w:val="99"/>
     <w:semiHidden/>
+    <w:unhideWhenUsed/>
   </w:style>
   <w:style w:type="paragraph" w:styleId="Intestazione">
     <w:name w:val="header"/>
